--- a/workload/数据分析.docx
+++ b/workload/数据分析.docx
@@ -34,6 +34,118 @@
           <w:rFonts w:hint="eastAsia"/>
         </w:rPr>
       </w:pPr>
+    </w:p>
+    <w:p>
+      <w:pPr>
+        <w:rPr>
+          <w:rFonts w:hint="eastAsia"/>
+        </w:rPr>
+      </w:pPr>
+      <w:r>
+        <w:rPr>
+          <w:rFonts w:hint="eastAsia"/>
+        </w:rPr>
+        <w:t>静止基准线（重力加速度）：平均值为 -0.978 g。这意味着你的传感器 Z 轴是垂直向下的，平时受到的标准重力约为 1g。</w:t>
+      </w:r>
+    </w:p>
+    <w:p>
+      <w:pPr>
+        <w:rPr>
+          <w:rFonts w:hint="eastAsia"/>
+        </w:rPr>
+      </w:pPr>
+    </w:p>
+    <w:p>
+      <w:pPr>
+        <w:rPr>
+          <w:rFonts w:hint="eastAsia"/>
+        </w:rPr>
+      </w:pPr>
+      <w:r>
+        <w:rPr>
+          <w:rFonts w:hint="eastAsia"/>
+        </w:rPr>
+        <w:t>常规骑行底噪：标准差（Std Dev）为 0.105 g。这是你平时骑行在普通路面上的轻微震动幅度。</w:t>
+      </w:r>
+    </w:p>
+    <w:p>
+      <w:pPr>
+        <w:rPr>
+          <w:rFonts w:hint="eastAsia"/>
+        </w:rPr>
+      </w:pPr>
+    </w:p>
+    <w:p>
+      <w:pPr>
+        <w:rPr>
+          <w:rFonts w:hint="eastAsia"/>
+        </w:rPr>
+      </w:pPr>
+      <w:r>
+        <w:rPr>
+          <w:rFonts w:hint="eastAsia"/>
+        </w:rPr>
+        <w:t>最大颠簸冲击：记录到的最大绝对偏差达到了 0.932 g（瞬间读数接近 -1.91 g）。</w:t>
+      </w:r>
+    </w:p>
+    <w:p>
+      <w:pPr>
+        <w:rPr>
+          <w:rFonts w:hint="eastAsia"/>
+        </w:rPr>
+      </w:pPr>
+    </w:p>
+    <w:p>
+      <w:pPr>
+        <w:rPr>
+          <w:rFonts w:hint="eastAsia"/>
+        </w:rPr>
+      </w:pPr>
+      <w:r>
+        <w:rPr>
+          <w:rFonts w:hint="eastAsia"/>
+        </w:rPr>
+        <w:t>判定标准设置建议</w:t>
+      </w:r>
+    </w:p>
+    <w:p>
+      <w:pPr>
+        <w:rPr>
+          <w:rFonts w:hint="eastAsia"/>
+        </w:rPr>
+      </w:pPr>
+      <w:r>
+        <w:rPr>
+          <w:rFonts w:hint="eastAsia"/>
+        </w:rPr>
+        <w:t>为了精准找出“坑洼”，你不能直接用原始的 Acc_Z 读数，而是应该先计算“动态垂直加速度（Dynamic Z）”，即剔除掉地球重力。</w:t>
+      </w:r>
+    </w:p>
+    <w:p>
+      <w:pPr>
+        <w:rPr>
+          <w:rFonts w:hint="eastAsia"/>
+        </w:rPr>
+      </w:pPr>
+      <w:r>
+        <w:rPr>
+          <w:rFonts w:hint="eastAsia"/>
+        </w:rPr>
+        <w:t>计算公式：动态 Z = 绝对值(Acc_Z - (-0.978))</w:t>
+      </w:r>
+    </w:p>
+    <w:p>
+      <w:pPr>
+        <w:rPr>
+          <w:rFonts w:hint="eastAsia"/>
+        </w:rPr>
+      </w:pPr>
+      <w:r>
+        <w:rPr>
+          <w:rFonts w:hint="eastAsia"/>
+        </w:rPr>
+        <w:t>(简算法：取 Acc_Z 绝对值后减去 0.98 即可)</w:t>
+      </w:r>
       <w:bookmarkStart w:id="0" w:name="_GoBack"/>
       <w:bookmarkEnd w:id="0"/>
     </w:p>
@@ -43,118 +155,6 @@
           <w:rFonts w:hint="eastAsia"/>
         </w:rPr>
       </w:pPr>
-      <w:r>
-        <w:rPr>
-          <w:rFonts w:hint="eastAsia"/>
-        </w:rPr>
-        <w:t>静止基准线（重力加速度）：平均值为 -0.978 g。这意味着你的传感器 Z 轴是垂直向下的，平时受到的标准重力约为 1g。</w:t>
-      </w:r>
-    </w:p>
-    <w:p>
-      <w:pPr>
-        <w:rPr>
-          <w:rFonts w:hint="eastAsia"/>
-        </w:rPr>
-      </w:pPr>
-    </w:p>
-    <w:p>
-      <w:pPr>
-        <w:rPr>
-          <w:rFonts w:hint="eastAsia"/>
-        </w:rPr>
-      </w:pPr>
-      <w:r>
-        <w:rPr>
-          <w:rFonts w:hint="eastAsia"/>
-        </w:rPr>
-        <w:t>常规骑行底噪：标准差（Std Dev）为 0.105 g。这是你平时骑行在普通路面上的轻微震动幅度。</w:t>
-      </w:r>
-    </w:p>
-    <w:p>
-      <w:pPr>
-        <w:rPr>
-          <w:rFonts w:hint="eastAsia"/>
-        </w:rPr>
-      </w:pPr>
-    </w:p>
-    <w:p>
-      <w:pPr>
-        <w:rPr>
-          <w:rFonts w:hint="eastAsia"/>
-        </w:rPr>
-      </w:pPr>
-      <w:r>
-        <w:rPr>
-          <w:rFonts w:hint="eastAsia"/>
-        </w:rPr>
-        <w:t>最大颠簸冲击：记录到的最大绝对偏差达到了 0.932 g（瞬间读数接近 -1.91 g）。</w:t>
-      </w:r>
-    </w:p>
-    <w:p>
-      <w:pPr>
-        <w:rPr>
-          <w:rFonts w:hint="eastAsia"/>
-        </w:rPr>
-      </w:pPr>
-    </w:p>
-    <w:p>
-      <w:pPr>
-        <w:rPr>
-          <w:rFonts w:hint="eastAsia"/>
-        </w:rPr>
-      </w:pPr>
-      <w:r>
-        <w:rPr>
-          <w:rFonts w:hint="eastAsia"/>
-        </w:rPr>
-        <w:t>判定标准设置建议</w:t>
-      </w:r>
-    </w:p>
-    <w:p>
-      <w:pPr>
-        <w:rPr>
-          <w:rFonts w:hint="eastAsia"/>
-        </w:rPr>
-      </w:pPr>
-      <w:r>
-        <w:rPr>
-          <w:rFonts w:hint="eastAsia"/>
-        </w:rPr>
-        <w:t>为了精准找出“坑洼”，你不能直接用原始的 Acc_Z 读数，而是应该先计算“动态垂直加速度（Dynamic Z）”，即剔除掉地球重力。</w:t>
-      </w:r>
-    </w:p>
-    <w:p>
-      <w:pPr>
-        <w:rPr>
-          <w:rFonts w:hint="eastAsia"/>
-        </w:rPr>
-      </w:pPr>
-      <w:r>
-        <w:rPr>
-          <w:rFonts w:hint="eastAsia"/>
-        </w:rPr>
-        <w:t>计算公式：动态 Z = 绝对值(Acc_Z - (-0.978))</w:t>
-      </w:r>
-    </w:p>
-    <w:p>
-      <w:pPr>
-        <w:rPr>
-          <w:rFonts w:hint="eastAsia"/>
-        </w:rPr>
-      </w:pPr>
-      <w:r>
-        <w:rPr>
-          <w:rFonts w:hint="eastAsia"/>
-        </w:rPr>
-        <w:t>(简算法：取 Acc_Z 绝对值后减去 0.98 即可)</w:t>
-      </w:r>
-    </w:p>
-    <w:p>
-      <w:pPr>
-        <w:rPr>
-          <w:rFonts w:hint="eastAsia"/>
-        </w:rPr>
-      </w:pPr>
     </w:p>
     <w:p>
       <w:pPr>
@@ -199,27 +199,53 @@
         <w:rPr>
           <w:rFonts w:hint="eastAsia"/>
         </w:rPr>
-        <w:t>阈值设置：动态 Z &lt; 0.20 g</w:t>
-      </w:r>
-    </w:p>
-    <w:p>
-      <w:pPr>
-        <w:rPr>
-          <w:rFonts w:hint="eastAsia"/>
-        </w:rPr>
-      </w:pPr>
-    </w:p>
-    <w:p>
-      <w:pPr>
-        <w:rPr>
-          <w:rFonts w:hint="eastAsia"/>
-        </w:rPr>
-      </w:pPr>
-      <w:r>
-        <w:rPr>
-          <w:rFonts w:hint="eastAsia"/>
-        </w:rPr>
-        <w:t>数据支撑：在你的测试中，95% 的时间里动态 Z 都小于 0.208g。这意味着只要冲击力低于这个值，都属于正常的柏油路颗粒震动或车架的正常轻微摇晃。程序可以直接忽略不记。</w:t>
+        <w:t>阈值设置：动态 Z &lt; 0.</w:t>
+      </w:r>
+      <w:r>
+        <w:rPr>
+          <w:rFonts w:hint="eastAsia"/>
+          <w:lang w:val="en-US" w:eastAsia="zh-CN"/>
+        </w:rPr>
+        <w:t>3</w:t>
+      </w:r>
+      <w:r>
+        <w:rPr>
+          <w:rFonts w:hint="eastAsia"/>
+        </w:rPr>
+        <w:t>0 g</w:t>
+      </w:r>
+    </w:p>
+    <w:p>
+      <w:pPr>
+        <w:rPr>
+          <w:rFonts w:hint="eastAsia"/>
+        </w:rPr>
+      </w:pPr>
+    </w:p>
+    <w:p>
+      <w:pPr>
+        <w:rPr>
+          <w:rFonts w:hint="eastAsia"/>
+        </w:rPr>
+      </w:pPr>
+      <w:r>
+        <w:rPr>
+          <w:rFonts w:hint="eastAsia"/>
+        </w:rPr>
+        <w:t>数据支撑：在你的测试中，95% 的时间里动态 Z 都小于 0.</w:t>
+      </w:r>
+      <w:r>
+        <w:rPr>
+          <w:rFonts w:hint="eastAsia"/>
+          <w:lang w:val="en-US" w:eastAsia="zh-CN"/>
+        </w:rPr>
+        <w:t>3</w:t>
+      </w:r>
+      <w:r>
+        <w:rPr>
+          <w:rFonts w:hint="eastAsia"/>
+        </w:rPr>
+        <w:t>g。这意味着只要冲击力低于这个值，都属于正常的柏油路颗粒震动或车架的正常轻微摇晃。程序可以直接忽略不记。</w:t>
       </w:r>
     </w:p>
     <w:p>
@@ -252,7 +278,20 @@
         <w:rPr>
           <w:rFonts w:hint="eastAsia"/>
         </w:rPr>
-        <w:t>阈值设置：0.20 g ≤ 动态 Z &lt; 0.45 g</w:t>
+        <w:t>阈值设置：0.</w:t>
+      </w:r>
+      <w:r>
+        <w:rPr>
+          <w:rFonts w:hint="eastAsia"/>
+          <w:lang w:val="en-US" w:eastAsia="zh-CN"/>
+        </w:rPr>
+        <w:t>3</w:t>
+      </w:r>
+      <w:r>
+        <w:rPr>
+          <w:rFonts w:hint="eastAsia"/>
+        </w:rPr>
+        <w:t>0 g ≤ 动态 Z &lt; 0.45 g</w:t>
       </w:r>
     </w:p>
     <w:p>
